--- a/ИАУБИ/Практические задания/ПРЗ 4.2.docx
+++ b/ИАУБИ/Практические задания/ПРЗ 4.2.docx
@@ -19,80 +19,33 @@
           <w:rFonts w:ascii="PT Astra Serif" w:hAnsi="PT Astra Serif"/>
           <w:szCs w:val="28"/>
         </w:rPr>
-        <w:t xml:space="preserve">Тема </w:t>
-      </w:r>
+        <w:t>Тема 4: Пакетные снифферы: принципы работы, возможности и практическое применение.</w:t>
+      </w:r>
+    </w:p>
+    <w:p>
+      <w:pPr>
+        <w:spacing w:after="0"/>
+        <w:ind w:firstLine="709"/>
+        <w:jc w:val="both"/>
+        <w:rPr>
+          <w:rFonts w:ascii="PT Astra Serif" w:hAnsi="PT Astra Serif"/>
+          <w:szCs w:val="28"/>
+        </w:rPr>
+      </w:pPr>
       <w:r>
         <w:rPr>
           <w:rStyle w:val="ac"/>
           <w:rFonts w:ascii="PT Astra Serif" w:hAnsi="PT Astra Serif"/>
           <w:szCs w:val="28"/>
         </w:rPr>
-        <w:t>4</w:t>
-      </w:r>
-      <w:r>
-        <w:rPr>
-          <w:rStyle w:val="ac"/>
-          <w:rFonts w:ascii="PT Astra Serif" w:hAnsi="PT Astra Serif"/>
-          <w:szCs w:val="28"/>
-        </w:rPr>
-        <w:t>:</w:t>
-      </w:r>
-      <w:r>
-        <w:rPr>
-          <w:rStyle w:val="ac"/>
-          <w:rFonts w:ascii="PT Astra Serif" w:hAnsi="PT Astra Serif"/>
-          <w:szCs w:val="28"/>
-        </w:rPr>
-        <w:t xml:space="preserve"> Пакетные снифферы: принципы работы, возможности и практическое применение</w:t>
-      </w:r>
-      <w:r>
-        <w:rPr>
-          <w:rStyle w:val="ac"/>
-          <w:rFonts w:ascii="PT Astra Serif" w:hAnsi="PT Astra Serif"/>
-          <w:szCs w:val="28"/>
-        </w:rPr>
-        <w:t>.</w:t>
-      </w:r>
-    </w:p>
-    <w:p>
-      <w:pPr>
-        <w:spacing w:after="0"/>
-        <w:ind w:firstLine="709"/>
-        <w:jc w:val="both"/>
-        <w:rPr>
-          <w:rFonts w:ascii="PT Astra Serif" w:hAnsi="PT Astra Serif"/>
-          <w:szCs w:val="28"/>
-        </w:rPr>
-      </w:pPr>
-      <w:r>
-        <w:rPr>
-          <w:rStyle w:val="ac"/>
-          <w:rFonts w:ascii="PT Astra Serif" w:hAnsi="PT Astra Serif"/>
-          <w:szCs w:val="28"/>
-        </w:rPr>
-        <w:t>Цель задания</w:t>
-      </w:r>
-      <w:r>
-        <w:rPr>
-          <w:rStyle w:val="ac"/>
-          <w:rFonts w:ascii="PT Astra Serif" w:hAnsi="PT Astra Serif"/>
-          <w:szCs w:val="28"/>
-        </w:rPr>
-        <w:t>:</w:t>
-      </w:r>
-      <w:r>
-        <w:rPr>
-          <w:rFonts w:ascii="PT Astra Serif" w:hAnsi="PT Astra Serif"/>
-          <w:szCs w:val="28"/>
-        </w:rPr>
-        <w:t xml:space="preserve"> закрепить</w:t>
-      </w:r>
-      <w:r>
-        <w:rPr>
-          <w:rFonts w:ascii="PT Astra Serif" w:hAnsi="PT Astra Serif"/>
-          <w:szCs w:val="28"/>
-        </w:rPr>
-        <w:t xml:space="preserve"> на практике навыки перехвата и анализа сетевого трафика с использованием инструмента Wireshark. Научиться идентифицировать протоколы, извлекать информацию из заголовков пакетов и понимать ограничения сниффинга в современных сетях.</w:t>
+        <w:t>Цель задания:</w:t>
+      </w:r>
+      <w:r>
+        <w:rPr>
+          <w:rFonts w:ascii="PT Astra Serif" w:hAnsi="PT Astra Serif"/>
+          <w:szCs w:val="28"/>
+        </w:rPr>
+        <w:t xml:space="preserve"> закрепить на практике навыки перехвата и анализа сетевого трафика с использованием инструмента Wireshark. Научиться идентифицировать протоколы, извлекать информацию из заголовков пакетов и понимать ограничения сниффинга в современных сетях.</w:t>
       </w:r>
     </w:p>
     <w:p>
@@ -158,39 +111,7 @@
           <w:rFonts w:ascii="PT Astra Serif" w:hAnsi="PT Astra Serif"/>
           <w:szCs w:val="28"/>
         </w:rPr>
-        <w:t>Почему сети, построенные на коммутаторах (</w:t>
-      </w:r>
-      <w:proofErr w:type="spellStart"/>
-      <w:r>
-        <w:rPr>
-          <w:rFonts w:ascii="PT Astra Serif" w:hAnsi="PT Astra Serif"/>
-          <w:szCs w:val="28"/>
-        </w:rPr>
-        <w:t>switch</w:t>
-      </w:r>
-      <w:proofErr w:type="spellEnd"/>
-      <w:r>
-        <w:rPr>
-          <w:rFonts w:ascii="PT Astra Serif" w:hAnsi="PT Astra Serif"/>
-          <w:szCs w:val="28"/>
-        </w:rPr>
-        <w:t>), значительно усложняют перехват трафика между другими узлами по сравнению с сетями на концентраторах (</w:t>
-      </w:r>
-      <w:proofErr w:type="spellStart"/>
-      <w:r>
-        <w:rPr>
-          <w:rFonts w:ascii="PT Astra Serif" w:hAnsi="PT Astra Serif"/>
-          <w:szCs w:val="28"/>
-        </w:rPr>
-        <w:t>hub</w:t>
-      </w:r>
-      <w:proofErr w:type="spellEnd"/>
-      <w:r>
-        <w:rPr>
-          <w:rFonts w:ascii="PT Astra Serif" w:hAnsi="PT Astra Serif"/>
-          <w:szCs w:val="28"/>
-        </w:rPr>
-        <w:t>)? Какая функция управляемых коммутаторов может нивелировать это преимущество?</w:t>
+        <w:t>Почему сети, построенные на коммутаторах (switch), значительно усложняют перехват трафика между другими узлами по сравнению с сетями на концентраторах (hub)? Какая функция управляемых коммутаторов может нивелировать это преимущество?</w:t>
       </w:r>
     </w:p>
     <w:p>
@@ -212,21 +133,7 @@
           <w:rFonts w:ascii="PT Astra Serif" w:hAnsi="PT Astra Serif"/>
           <w:szCs w:val="28"/>
         </w:rPr>
-        <w:t xml:space="preserve">Назовите две основные причины, по которым пакетные снифферы постепенно утратили свою роль как серьезный инструмент </w:t>
-      </w:r>
-      <w:r>
-        <w:rPr>
-          <w:rFonts w:ascii="PT Astra Serif" w:hAnsi="PT Astra Serif"/>
-          <w:szCs w:val="28"/>
-        </w:rPr>
-        <w:t>злоумышленников</w:t>
-      </w:r>
-      <w:r>
-        <w:rPr>
-          <w:rFonts w:ascii="PT Astra Serif" w:hAnsi="PT Astra Serif"/>
-          <w:szCs w:val="28"/>
-        </w:rPr>
-        <w:t xml:space="preserve"> для кражи конфиденциальной информации, но сохранили ценность для системных администраторов.</w:t>
+        <w:t>Назовите две основные причины, по которым пакетные снифферы постепенно утратили свою роль как серьезный инструмент злоумышленников для кражи конфиденциальной информации, но сохранили ценность для системных администраторов.</w:t>
       </w:r>
     </w:p>
     <w:p>
@@ -270,23 +177,7 @@
           <w:rFonts w:ascii="PT Astra Serif" w:hAnsi="PT Astra Serif"/>
           <w:szCs w:val="28"/>
         </w:rPr>
-        <w:t xml:space="preserve">Опишите назначение трех основных панелей главного окна Wireshark: Packet List, Packet </w:t>
-      </w:r>
-      <w:proofErr w:type="spellStart"/>
-      <w:r>
-        <w:rPr>
-          <w:rFonts w:ascii="PT Astra Serif" w:hAnsi="PT Astra Serif"/>
-          <w:szCs w:val="28"/>
-        </w:rPr>
-        <w:t>Details</w:t>
-      </w:r>
-      <w:proofErr w:type="spellEnd"/>
-      <w:r>
-        <w:rPr>
-          <w:rFonts w:ascii="PT Astra Serif" w:hAnsi="PT Astra Serif"/>
-          <w:szCs w:val="28"/>
-        </w:rPr>
-        <w:t xml:space="preserve"> и Packet Bytes. Как они связаны между собой?</w:t>
+        <w:t>Опишите назначение трех основных панелей главного окна Wireshark: Packet List, Packet Details и Packet Bytes. Как они связаны между собой?</w:t>
       </w:r>
     </w:p>
     <w:p>
@@ -396,23 +287,7 @@
           <w:rFonts w:ascii="PT Astra Serif" w:hAnsi="PT Astra Serif"/>
           <w:szCs w:val="28"/>
         </w:rPr>
-        <w:t>Для чего в Wireshark используется столбец "Фильтр захвата" (</w:t>
-      </w:r>
-      <w:proofErr w:type="spellStart"/>
-      <w:r>
-        <w:rPr>
-          <w:rFonts w:ascii="PT Astra Serif" w:hAnsi="PT Astra Serif"/>
-          <w:szCs w:val="28"/>
-        </w:rPr>
-        <w:t>Capture</w:t>
-      </w:r>
-      <w:proofErr w:type="spellEnd"/>
-      <w:r>
-        <w:rPr>
-          <w:rFonts w:ascii="PT Astra Serif" w:hAnsi="PT Astra Serif"/>
-          <w:szCs w:val="28"/>
-        </w:rPr>
-        <w:t xml:space="preserve"> Filter) до начала захвата и чем он отличается от "Фильтра отображения" (Display Filter), который применяется после остановки захвата?</w:t>
+        <w:t>Для чего в Wireshark используется столбец "Фильтр захвата" (Capture Filter) до начала захвата и чем он отличается от "Фильтра отображения" (Display Filter), который применяется после остановки захвата?</w:t>
       </w:r>
     </w:p>
     <w:p>
@@ -472,25 +347,7 @@
           <w:rFonts w:ascii="PT Astra Serif" w:hAnsi="PT Astra Serif"/>
           <w:szCs w:val="28"/>
         </w:rPr>
-        <w:t xml:space="preserve"> Вы — специалист службы информационной безопасности. Вам поступило задание провести расследование инцидента. С вашего компьютера (Kali Linux) был выполнен перехват трафика (</w:t>
-      </w:r>
-      <w:proofErr w:type="spellStart"/>
-      <w:proofErr w:type="gramStart"/>
-      <w:r>
-        <w:rPr>
-          <w:rFonts w:ascii="PT Astra Serif" w:hAnsi="PT Astra Serif"/>
-          <w:szCs w:val="28"/>
-        </w:rPr>
-        <w:t>capture.pcap</w:t>
-      </w:r>
-      <w:proofErr w:type="spellEnd"/>
-      <w:proofErr w:type="gramEnd"/>
-      <w:r>
-        <w:rPr>
-          <w:rFonts w:ascii="PT Astra Serif" w:hAnsi="PT Astra Serif"/>
-          <w:szCs w:val="28"/>
-        </w:rPr>
-        <w:t>), который необходимо проанализировать. Ваша цель — восстановить картину произошедшего: определить, какие протоколы использовались, какие данные передавались и были ли они конфиденциальными.</w:t>
+        <w:t xml:space="preserve"> Вы — специалист службы информационной безопасности. Вам поступило задание провести расследование инцидента. С вашего компьютера (Kali Linux) был выполнен перехват трафика (capture.pcap), который необходимо проанализировать. Ваша цель — восстановить картину произошедшего: определить, какие протоколы использовались, какие данные передавались и были ли они конфиденциальными.</w:t>
       </w:r>
     </w:p>
     <w:p>
@@ -652,25 +509,7 @@
           <w:rFonts w:ascii="PT Astra Serif" w:hAnsi="PT Astra Serif"/>
           <w:szCs w:val="28"/>
         </w:rPr>
-        <w:t xml:space="preserve">Чтобы проанализировать трафик, нам нужно его сначала создать. В реальных условиях вы будете открывать уже сохраненный </w:t>
-      </w:r>
-      <w:proofErr w:type="spellStart"/>
-      <w:proofErr w:type="gramStart"/>
-      <w:r>
-        <w:rPr>
-          <w:rFonts w:ascii="PT Astra Serif" w:hAnsi="PT Astra Serif"/>
-          <w:szCs w:val="28"/>
-        </w:rPr>
-        <w:t>файл.pcap</w:t>
-      </w:r>
-      <w:proofErr w:type="spellEnd"/>
-      <w:proofErr w:type="gramEnd"/>
-      <w:r>
-        <w:rPr>
-          <w:rFonts w:ascii="PT Astra Serif" w:hAnsi="PT Astra Serif"/>
-          <w:szCs w:val="28"/>
-        </w:rPr>
-        <w:t>, но для обучения мы сгенерируем простой трафик сами.</w:t>
+        <w:t>Чтобы проанализировать трафик, нам нужно его сначала создать. В реальных условиях вы будете открывать уже сохраненный файл.pcap, но для обучения мы сгенерируем простой трафик сами.</w:t>
       </w:r>
     </w:p>
     <w:p>
@@ -716,23 +555,7 @@
           <w:rFonts w:ascii="PT Astra Serif" w:hAnsi="PT Astra Serif"/>
           <w:szCs w:val="28"/>
         </w:rPr>
-        <w:t xml:space="preserve">Откройте Wireshark с правами root (или через sudo в терминале: sudo </w:t>
-      </w:r>
-      <w:proofErr w:type="spellStart"/>
-      <w:r>
-        <w:rPr>
-          <w:rFonts w:ascii="PT Astra Serif" w:hAnsi="PT Astra Serif"/>
-          <w:szCs w:val="28"/>
-        </w:rPr>
-        <w:t>wireshark</w:t>
-      </w:r>
-      <w:proofErr w:type="spellEnd"/>
-      <w:r>
-        <w:rPr>
-          <w:rFonts w:ascii="PT Astra Serif" w:hAnsi="PT Astra Serif"/>
-          <w:szCs w:val="28"/>
-        </w:rPr>
-        <w:t>).</w:t>
+        <w:t>Откройте Wireshark с правами root (или через sudo в терминале: sudo wireshark).</w:t>
       </w:r>
     </w:p>
     <w:p>
@@ -754,23 +577,7 @@
           <w:rFonts w:ascii="PT Astra Serif" w:hAnsi="PT Astra Serif"/>
           <w:szCs w:val="28"/>
         </w:rPr>
-        <w:t xml:space="preserve">В стартовом окне выберите сетевой интерфейс, через который вы выходите в интернет (обычно eth0, wlan0 или подобный). Нажмите кнопку "Start </w:t>
-      </w:r>
-      <w:proofErr w:type="spellStart"/>
-      <w:r>
-        <w:rPr>
-          <w:rFonts w:ascii="PT Astra Serif" w:hAnsi="PT Astra Serif"/>
-          <w:szCs w:val="28"/>
-        </w:rPr>
-        <w:t>capturing</w:t>
-      </w:r>
-      <w:proofErr w:type="spellEnd"/>
-      <w:r>
-        <w:rPr>
-          <w:rFonts w:ascii="PT Astra Serif" w:hAnsi="PT Astra Serif"/>
-          <w:szCs w:val="28"/>
-        </w:rPr>
-        <w:t>" (синий плавник акулы).</w:t>
+        <w:t>В стартовом окне выберите сетевой интерфейс, через который вы выходите в интернет (обычно eth0, wlan0 или подобный). Нажмите кнопку "Start capturing" (синий плавник акулы).</w:t>
       </w:r>
     </w:p>
     <w:p>
@@ -908,6 +715,21 @@
           <w:lang w:val="en-US"/>
         </w:rPr>
         <w:t>curl</w:t>
+      </w:r>
+      <w:r>
+        <w:rPr>
+          <w:rFonts w:ascii="PT Astra Serif" w:hAnsi="PT Astra Serif"/>
+          <w:szCs w:val="28"/>
+        </w:rPr>
+        <w:t xml:space="preserve"> -</w:t>
+      </w:r>
+      <w:r>
+        <w:rPr>
+          <w:rFonts w:ascii="PT Astra Serif" w:hAnsi="PT Astra Serif"/>
+          <w:szCs w:val="28"/>
+          <w:lang w:val="en-US"/>
+        </w:rPr>
+        <w:t>v</w:t>
       </w:r>
       <w:r>
         <w:rPr>
@@ -934,7 +756,6 @@
           </w:rPr>
           <w:t>://</w:t>
         </w:r>
-        <w:proofErr w:type="spellStart"/>
         <w:r>
           <w:rPr>
             <w:rStyle w:val="ad"/>
@@ -944,7 +765,6 @@
           </w:rPr>
           <w:t>neverssl</w:t>
         </w:r>
-        <w:proofErr w:type="spellEnd"/>
         <w:r>
           <w:rPr>
             <w:rStyle w:val="ad"/>
@@ -963,6 +783,21 @@
           <w:t>com</w:t>
         </w:r>
       </w:hyperlink>
+      <w:r>
+        <w:t xml:space="preserve"> (</w:t>
+      </w:r>
+      <w:r>
+        <w:t xml:space="preserve">если не работает, возможно что не установлен </w:t>
+      </w:r>
+      <w:r>
+        <w:rPr>
+          <w:lang w:val="en-US"/>
+        </w:rPr>
+        <w:t>dhcp</w:t>
+      </w:r>
+      <w:r>
+        <w:t>-клиент, необходимо установить)</w:t>
+      </w:r>
     </w:p>
     <w:p>
       <w:pPr>
@@ -1027,23 +862,7 @@
           <w:rFonts w:ascii="PT Astra Serif" w:hAnsi="PT Astra Serif"/>
           <w:szCs w:val="28"/>
         </w:rPr>
-        <w:t xml:space="preserve">Выполните запрос к DNS, например: nslookup example.com или </w:t>
-      </w:r>
-      <w:proofErr w:type="spellStart"/>
-      <w:r>
-        <w:rPr>
-          <w:rFonts w:ascii="PT Astra Serif" w:hAnsi="PT Astra Serif"/>
-          <w:szCs w:val="28"/>
-        </w:rPr>
-        <w:t>dig</w:t>
-      </w:r>
-      <w:proofErr w:type="spellEnd"/>
-      <w:r>
-        <w:rPr>
-          <w:rFonts w:ascii="PT Astra Serif" w:hAnsi="PT Astra Serif"/>
-          <w:szCs w:val="28"/>
-        </w:rPr>
-        <w:t xml:space="preserve"> example.com.</w:t>
+        <w:t>Выполните запрос к DNS, например: nslookup example.com или dig example.com.</w:t>
       </w:r>
     </w:p>
     <w:p>
@@ -1113,23 +932,7 @@
           <w:rFonts w:ascii="PT Astra Serif" w:hAnsi="PT Astra Serif"/>
           <w:szCs w:val="28"/>
         </w:rPr>
-        <w:t xml:space="preserve">Нажмите красную кнопку "Stop </w:t>
-      </w:r>
-      <w:proofErr w:type="spellStart"/>
-      <w:r>
-        <w:rPr>
-          <w:rFonts w:ascii="PT Astra Serif" w:hAnsi="PT Astra Serif"/>
-          <w:szCs w:val="28"/>
-        </w:rPr>
-        <w:t>capturing</w:t>
-      </w:r>
-      <w:proofErr w:type="spellEnd"/>
-      <w:r>
-        <w:rPr>
-          <w:rFonts w:ascii="PT Astra Serif" w:hAnsi="PT Astra Serif"/>
-          <w:szCs w:val="28"/>
-        </w:rPr>
-        <w:t>" (квадрат) на панели инструментов.</w:t>
+        <w:t>Нажмите красную кнопку "Stop capturing" (квадрат) на панели инструментов.</w:t>
       </w:r>
     </w:p>
     <w:p>
@@ -1151,32 +954,7 @@
           <w:rFonts w:ascii="PT Astra Serif" w:hAnsi="PT Astra Serif"/>
           <w:szCs w:val="28"/>
         </w:rPr>
-        <w:t xml:space="preserve">Сохраните захваченные данные в файл: File -&gt; Save As -&gt; </w:t>
-      </w:r>
-      <w:proofErr w:type="spellStart"/>
-      <w:r>
-        <w:rPr>
-          <w:rFonts w:ascii="PT Astra Serif" w:hAnsi="PT Astra Serif"/>
-          <w:szCs w:val="28"/>
-        </w:rPr>
-        <w:t>my_</w:t>
-      </w:r>
-      <w:proofErr w:type="gramStart"/>
-      <w:r>
-        <w:rPr>
-          <w:rFonts w:ascii="PT Astra Serif" w:hAnsi="PT Astra Serif"/>
-          <w:szCs w:val="28"/>
-        </w:rPr>
-        <w:t>capture.pcap</w:t>
-      </w:r>
-      <w:proofErr w:type="spellEnd"/>
-      <w:proofErr w:type="gramEnd"/>
-      <w:r>
-        <w:rPr>
-          <w:rFonts w:ascii="PT Astra Serif" w:hAnsi="PT Astra Serif"/>
-          <w:szCs w:val="28"/>
-        </w:rPr>
-        <w:t>. Сохраните его на рабочий стол или в домашнюю папку.</w:t>
+        <w:t>Сохраните захваченные данные в файл: File -&gt; Save As -&gt; my_capture.pcap. Сохраните его на рабочий стол или в домашнюю папку.</w:t>
       </w:r>
     </w:p>
     <w:p>
@@ -1198,38 +976,8 @@
           <w:bCs/>
           <w:szCs w:val="28"/>
         </w:rPr>
-        <w:t>Базовый анализ захваченного трафика (</w:t>
-      </w:r>
-      <w:proofErr w:type="spellStart"/>
-      <w:r>
-        <w:rPr>
-          <w:rFonts w:ascii="PT Astra Serif" w:hAnsi="PT Astra Serif"/>
-          <w:b/>
-          <w:bCs/>
-          <w:szCs w:val="28"/>
-        </w:rPr>
-        <w:t>my_</w:t>
-      </w:r>
-      <w:proofErr w:type="gramStart"/>
-      <w:r>
-        <w:rPr>
-          <w:rFonts w:ascii="PT Astra Serif" w:hAnsi="PT Astra Serif"/>
-          <w:b/>
-          <w:bCs/>
-          <w:szCs w:val="28"/>
-        </w:rPr>
-        <w:t>capture.pcap</w:t>
-      </w:r>
-      <w:proofErr w:type="spellEnd"/>
-      <w:proofErr w:type="gramEnd"/>
-      <w:r>
-        <w:rPr>
-          <w:rFonts w:ascii="PT Astra Serif" w:hAnsi="PT Astra Serif"/>
-          <w:b/>
-          <w:bCs/>
-          <w:szCs w:val="28"/>
-        </w:rPr>
-        <w:t>)</w:t>
+        <w:lastRenderedPageBreak/>
+        <w:t>Базовый анализ захваченного трафика (my_capture.pcap)</w:t>
       </w:r>
     </w:p>
     <w:p>
@@ -1255,58 +1003,14 @@
           <w:bCs/>
           <w:szCs w:val="28"/>
         </w:rPr>
-        <w:lastRenderedPageBreak/>
-        <w:t>Открытие файла</w:t>
-      </w:r>
-      <w:proofErr w:type="gramStart"/>
-      <w:r>
-        <w:rPr>
-          <w:rFonts w:ascii="PT Astra Serif" w:hAnsi="PT Astra Serif"/>
-          <w:b/>
-          <w:bCs/>
-          <w:szCs w:val="28"/>
-        </w:rPr>
-        <w:t>:</w:t>
-      </w:r>
-      <w:r>
-        <w:rPr>
-          <w:rFonts w:ascii="PT Astra Serif" w:hAnsi="PT Astra Serif"/>
-          <w:szCs w:val="28"/>
-        </w:rPr>
-        <w:t xml:space="preserve"> Если</w:t>
-      </w:r>
-      <w:proofErr w:type="gramEnd"/>
-      <w:r>
-        <w:rPr>
-          <w:rFonts w:ascii="PT Astra Serif" w:hAnsi="PT Astra Serif"/>
-          <w:szCs w:val="28"/>
-        </w:rPr>
-        <w:t xml:space="preserve"> вы закрыли Wireshark, откройте его снова и откройте ваш сохраненный файл (File -&gt; Open -&gt; </w:t>
-      </w:r>
-      <w:proofErr w:type="spellStart"/>
-      <w:r>
-        <w:rPr>
-          <w:rFonts w:ascii="PT Astra Serif" w:hAnsi="PT Astra Serif"/>
-          <w:szCs w:val="28"/>
-        </w:rPr>
-        <w:t>my_</w:t>
-      </w:r>
-      <w:proofErr w:type="gramStart"/>
-      <w:r>
-        <w:rPr>
-          <w:rFonts w:ascii="PT Astra Serif" w:hAnsi="PT Astra Serif"/>
-          <w:szCs w:val="28"/>
-        </w:rPr>
-        <w:t>capture.pcap</w:t>
-      </w:r>
-      <w:proofErr w:type="spellEnd"/>
-      <w:proofErr w:type="gramEnd"/>
-      <w:r>
-        <w:rPr>
-          <w:rFonts w:ascii="PT Astra Serif" w:hAnsi="PT Astra Serif"/>
-          <w:szCs w:val="28"/>
-        </w:rPr>
-        <w:t>).</w:t>
+        <w:t>Открытие файла:</w:t>
+      </w:r>
+      <w:r>
+        <w:rPr>
+          <w:rFonts w:ascii="PT Astra Serif" w:hAnsi="PT Astra Serif"/>
+          <w:szCs w:val="28"/>
+        </w:rPr>
+        <w:t xml:space="preserve"> Если вы закрыли Wireshark, откройте его снова и откройте ваш сохраненный файл (File -&gt; Open -&gt; my_capture.pcap).</w:t>
       </w:r>
     </w:p>
     <w:p>
@@ -1332,32 +1036,14 @@
           <w:bCs/>
           <w:szCs w:val="28"/>
         </w:rPr>
-        <w:t>Первичный осмотр</w:t>
-      </w:r>
-      <w:proofErr w:type="gramStart"/>
-      <w:r>
-        <w:rPr>
-          <w:rFonts w:ascii="PT Astra Serif" w:hAnsi="PT Astra Serif"/>
-          <w:b/>
-          <w:bCs/>
-          <w:szCs w:val="28"/>
-        </w:rPr>
-        <w:t>:</w:t>
-      </w:r>
-      <w:r>
-        <w:rPr>
-          <w:rFonts w:ascii="PT Astra Serif" w:hAnsi="PT Astra Serif"/>
-          <w:szCs w:val="28"/>
-        </w:rPr>
-        <w:t xml:space="preserve"> Посмотрите</w:t>
-      </w:r>
-      <w:proofErr w:type="gramEnd"/>
-      <w:r>
-        <w:rPr>
-          <w:rFonts w:ascii="PT Astra Serif" w:hAnsi="PT Astra Serif"/>
-          <w:szCs w:val="28"/>
-        </w:rPr>
-        <w:t xml:space="preserve"> на панель </w:t>
+        <w:t>Первичный осмотр:</w:t>
+      </w:r>
+      <w:r>
+        <w:rPr>
+          <w:rFonts w:ascii="PT Astra Serif" w:hAnsi="PT Astra Serif"/>
+          <w:szCs w:val="28"/>
+        </w:rPr>
+        <w:t xml:space="preserve"> Посмотрите на панель </w:t>
       </w:r>
       <w:r>
         <w:rPr>
@@ -2611,23 +2297,7 @@
           <w:rFonts w:ascii="PT Astra Serif" w:hAnsi="PT Astra Serif"/>
           <w:szCs w:val="28"/>
         </w:rPr>
-        <w:t xml:space="preserve">Выберите любой ICMP-пакет (Echo request или Echo </w:t>
-      </w:r>
-      <w:proofErr w:type="spellStart"/>
-      <w:r>
-        <w:rPr>
-          <w:rFonts w:ascii="PT Astra Serif" w:hAnsi="PT Astra Serif"/>
-          <w:szCs w:val="28"/>
-        </w:rPr>
-        <w:t>reply</w:t>
-      </w:r>
-      <w:proofErr w:type="spellEnd"/>
-      <w:r>
-        <w:rPr>
-          <w:rFonts w:ascii="PT Astra Serif" w:hAnsi="PT Astra Serif"/>
-          <w:szCs w:val="28"/>
-        </w:rPr>
-        <w:t>).</w:t>
+        <w:t>Выберите любой ICMP-пакет (Echo request или Echo reply).</w:t>
       </w:r>
     </w:p>
     <w:p>
@@ -2759,48 +2429,14 @@
           <w:bCs/>
           <w:szCs w:val="28"/>
         </w:rPr>
-        <w:t>Задание</w:t>
-      </w:r>
-      <w:proofErr w:type="gramStart"/>
-      <w:r>
-        <w:rPr>
-          <w:rFonts w:ascii="PT Astra Serif" w:hAnsi="PT Astra Serif"/>
-          <w:b/>
-          <w:bCs/>
-          <w:szCs w:val="28"/>
-        </w:rPr>
-        <w:t>:</w:t>
-      </w:r>
-      <w:r>
-        <w:rPr>
-          <w:rFonts w:ascii="PT Astra Serif" w:hAnsi="PT Astra Serif"/>
-          <w:szCs w:val="28"/>
-        </w:rPr>
-        <w:t xml:space="preserve"> Чем</w:t>
-      </w:r>
-      <w:proofErr w:type="gramEnd"/>
-      <w:r>
-        <w:rPr>
-          <w:rFonts w:ascii="PT Astra Serif" w:hAnsi="PT Astra Serif"/>
-          <w:szCs w:val="28"/>
-        </w:rPr>
-        <w:t xml:space="preserve"> отличаются поля Type и Code для запроса (request) и ответа (</w:t>
-      </w:r>
-      <w:proofErr w:type="spellStart"/>
-      <w:r>
-        <w:rPr>
-          <w:rFonts w:ascii="PT Astra Serif" w:hAnsi="PT Astra Serif"/>
-          <w:szCs w:val="28"/>
-        </w:rPr>
-        <w:t>reply</w:t>
-      </w:r>
-      <w:proofErr w:type="spellEnd"/>
-      <w:r>
-        <w:rPr>
-          <w:rFonts w:ascii="PT Astra Serif" w:hAnsi="PT Astra Serif"/>
-          <w:szCs w:val="28"/>
-        </w:rPr>
-        <w:t>)? (Подсказка: Type=8 для запроса, Type=0 для ответа).</w:t>
+        <w:t>Задание:</w:t>
+      </w:r>
+      <w:r>
+        <w:rPr>
+          <w:rFonts w:ascii="PT Astra Serif" w:hAnsi="PT Astra Serif"/>
+          <w:szCs w:val="28"/>
+        </w:rPr>
+        <w:t xml:space="preserve"> Чем отличаются поля Type и Code для запроса (request) и ответа (reply)? (Подсказка: Type=8 для запроса, Type=0 для ответа).</w:t>
       </w:r>
     </w:p>
     <w:p>
@@ -2882,7 +2518,6 @@
           <w:szCs w:val="28"/>
         </w:rPr>
       </w:pPr>
-      <w:proofErr w:type="spellStart"/>
       <w:r>
         <w:rPr>
           <w:rFonts w:ascii="PT Astra Serif" w:hAnsi="PT Astra Serif"/>
@@ -2890,49 +2525,6 @@
         </w:rPr>
         <w:t>text</w:t>
       </w:r>
-      <w:proofErr w:type="spellEnd"/>
-    </w:p>
-    <w:p>
-      <w:pPr>
-        <w:spacing w:after="0"/>
-        <w:jc w:val="both"/>
-        <w:rPr>
-          <w:rFonts w:ascii="PT Astra Serif" w:hAnsi="PT Astra Serif"/>
-          <w:szCs w:val="28"/>
-        </w:rPr>
-      </w:pPr>
-      <w:proofErr w:type="spellStart"/>
-      <w:r>
-        <w:rPr>
-          <w:rFonts w:ascii="PT Astra Serif" w:hAnsi="PT Astra Serif"/>
-          <w:szCs w:val="28"/>
-        </w:rPr>
-        <w:t>ip.src</w:t>
-      </w:r>
-      <w:proofErr w:type="spellEnd"/>
-      <w:r>
-        <w:rPr>
-          <w:rFonts w:ascii="PT Astra Serif" w:hAnsi="PT Astra Serif"/>
-          <w:szCs w:val="28"/>
-        </w:rPr>
-        <w:t xml:space="preserve"> == &lt;</w:t>
-      </w:r>
-      <w:proofErr w:type="spellStart"/>
-      <w:r>
-        <w:rPr>
-          <w:rFonts w:ascii="PT Astra Serif" w:hAnsi="PT Astra Serif"/>
-          <w:szCs w:val="28"/>
-        </w:rPr>
-        <w:t>ваш_IP_адрес</w:t>
-      </w:r>
-      <w:proofErr w:type="spellEnd"/>
-      <w:r>
-        <w:rPr>
-          <w:rFonts w:ascii="PT Astra Serif" w:hAnsi="PT Astra Serif"/>
-          <w:szCs w:val="28"/>
-        </w:rPr>
-        <w:t>&gt;</w:t>
-      </w:r>
     </w:p>
     <w:p>
       <w:pPr>
@@ -2949,6 +2541,23 @@
           <w:szCs w:val="28"/>
         </w:rPr>
         <w:lastRenderedPageBreak/>
+        <w:t>ip.src == &lt;ваш_IP_адрес&gt;</w:t>
+      </w:r>
+    </w:p>
+    <w:p>
+      <w:pPr>
+        <w:spacing w:after="0"/>
+        <w:jc w:val="both"/>
+        <w:rPr>
+          <w:rFonts w:ascii="PT Astra Serif" w:hAnsi="PT Astra Serif"/>
+          <w:szCs w:val="28"/>
+        </w:rPr>
+      </w:pPr>
+      <w:r>
+        <w:rPr>
+          <w:rFonts w:ascii="PT Astra Serif" w:hAnsi="PT Astra Serif"/>
+          <w:szCs w:val="28"/>
+        </w:rPr>
         <w:t>(Узнать свой IP можно командой ip a в терминале Kali).</w:t>
       </w:r>
     </w:p>
@@ -2997,27 +2606,7 @@
           <w:bCs/>
           <w:szCs w:val="28"/>
         </w:rPr>
-        <w:t>Фильтр "Разговор" (</w:t>
-      </w:r>
-      <w:proofErr w:type="spellStart"/>
-      <w:r>
-        <w:rPr>
-          <w:rFonts w:ascii="PT Astra Serif" w:hAnsi="PT Astra Serif"/>
-          <w:b/>
-          <w:bCs/>
-          <w:szCs w:val="28"/>
-        </w:rPr>
-        <w:t>Conversation</w:t>
-      </w:r>
-      <w:proofErr w:type="spellEnd"/>
-      <w:r>
-        <w:rPr>
-          <w:rFonts w:ascii="PT Astra Serif" w:hAnsi="PT Astra Serif"/>
-          <w:b/>
-          <w:bCs/>
-          <w:szCs w:val="28"/>
-        </w:rPr>
-        <w:t xml:space="preserve"> Filter):</w:t>
+        <w:t>Фильтр "Разговор" (Conversation Filter):</w:t>
       </w:r>
     </w:p>
     <w:p>
@@ -3063,7 +2652,6 @@
         </w:rPr>
         <w:t xml:space="preserve">Кликните по нему правой кнопкой мыши -&gt; выберите </w:t>
       </w:r>
-      <w:proofErr w:type="spellStart"/>
       <w:r>
         <w:rPr>
           <w:rFonts w:ascii="PT Astra Serif" w:hAnsi="PT Astra Serif"/>
@@ -3071,17 +2659,7 @@
           <w:bCs/>
           <w:szCs w:val="28"/>
         </w:rPr>
-        <w:t>Conversation</w:t>
-      </w:r>
-      <w:proofErr w:type="spellEnd"/>
-      <w:r>
-        <w:rPr>
-          <w:rFonts w:ascii="PT Astra Serif" w:hAnsi="PT Astra Serif"/>
-          <w:b/>
-          <w:bCs/>
-          <w:szCs w:val="28"/>
-        </w:rPr>
-        <w:t xml:space="preserve"> Filter</w:t>
+        <w:t>Conversation Filter</w:t>
       </w:r>
       <w:r>
         <w:rPr>
@@ -3261,23 +2839,7 @@
           <w:rFonts w:ascii="PT Astra Serif" w:hAnsi="PT Astra Serif"/>
           <w:szCs w:val="28"/>
         </w:rPr>
-        <w:t xml:space="preserve">В терминале выполните команду: </w:t>
-      </w:r>
-      <w:proofErr w:type="spellStart"/>
-      <w:r>
-        <w:rPr>
-          <w:rFonts w:ascii="PT Astra Serif" w:hAnsi="PT Astra Serif"/>
-          <w:szCs w:val="28"/>
-        </w:rPr>
-        <w:t>curl</w:t>
-      </w:r>
-      <w:proofErr w:type="spellEnd"/>
-      <w:r>
-        <w:rPr>
-          <w:rFonts w:ascii="PT Astra Serif" w:hAnsi="PT Astra Serif"/>
-          <w:szCs w:val="28"/>
-        </w:rPr>
-        <w:t xml:space="preserve"> </w:t>
+        <w:t xml:space="preserve">В терминале выполните команду: curl </w:t>
       </w:r>
       <w:hyperlink r:id="rId6" w:history="1">
         <w:r>
@@ -3571,38 +3133,7 @@
           <w:bCs/>
           <w:szCs w:val="28"/>
         </w:rPr>
-        <w:t xml:space="preserve">Результаты анализа </w:t>
-      </w:r>
-      <w:proofErr w:type="spellStart"/>
-      <w:r>
-        <w:rPr>
-          <w:rFonts w:ascii="PT Astra Serif" w:hAnsi="PT Astra Serif"/>
-          <w:b/>
-          <w:bCs/>
-          <w:szCs w:val="28"/>
-        </w:rPr>
-        <w:t>my_</w:t>
-      </w:r>
-      <w:proofErr w:type="gramStart"/>
-      <w:r>
-        <w:rPr>
-          <w:rFonts w:ascii="PT Astra Serif" w:hAnsi="PT Astra Serif"/>
-          <w:b/>
-          <w:bCs/>
-          <w:szCs w:val="28"/>
-        </w:rPr>
-        <w:t>capture.pcap</w:t>
-      </w:r>
-      <w:proofErr w:type="spellEnd"/>
-      <w:proofErr w:type="gramEnd"/>
-      <w:r>
-        <w:rPr>
-          <w:rFonts w:ascii="PT Astra Serif" w:hAnsi="PT Astra Serif"/>
-          <w:b/>
-          <w:bCs/>
-          <w:szCs w:val="28"/>
-        </w:rPr>
-        <w:t>:</w:t>
+        <w:t>Результаты анализа my_capture.pcap:</w:t>
       </w:r>
     </w:p>
     <w:p>
@@ -3694,23 +3225,7 @@
           <w:rFonts w:ascii="PT Astra Serif" w:hAnsi="PT Astra Serif"/>
           <w:szCs w:val="28"/>
         </w:rPr>
-        <w:t>Объясните разницу между фильтрами по протоколу (http) и фильтрами диалога (</w:t>
-      </w:r>
-      <w:proofErr w:type="spellStart"/>
-      <w:r>
-        <w:rPr>
-          <w:rFonts w:ascii="PT Astra Serif" w:hAnsi="PT Astra Serif"/>
-          <w:szCs w:val="28"/>
-        </w:rPr>
-        <w:t>Conversation</w:t>
-      </w:r>
-      <w:proofErr w:type="spellEnd"/>
-      <w:r>
-        <w:rPr>
-          <w:rFonts w:ascii="PT Astra Serif" w:hAnsi="PT Astra Serif"/>
-          <w:szCs w:val="28"/>
-        </w:rPr>
-        <w:t xml:space="preserve"> Filter).</w:t>
+        <w:t>Объясните разницу между фильтрами по протоколу (http) и фильтрами диалога (Conversation Filter).</w:t>
       </w:r>
     </w:p>
     <w:p>
@@ -6935,6 +6450,7 @@
   <w:style w:type="character" w:default="1" w:styleId="a0">
     <w:name w:val="Default Paragraph Font"/>
     <w:uiPriority w:val="1"/>
+    <w:semiHidden/>
     <w:unhideWhenUsed/>
   </w:style>
   <w:style w:type="table" w:default="1" w:styleId="a1">
